--- a/zht/docx/203.content.docx
+++ b/zht/docx/203.content.docx
@@ -11330,19 +11330,7 @@
         <w:rPr>
           <w:lang w:val="zh_TW" w:bidi="zh_TW"/>
         </w:rPr>
-        <w:t>、喇合和路得。在第二組中，他提到拔示巴。在家譜中包括女性是不常見的做法，更不尋常的是這四位女性的背景都帶有爭議性。</w:t>
-      </w:r>
-      <w:r>
-        <w:rPr>
-          <w:lang w:val="zh_TW" w:bidi="zh_TW"/>
-        </w:rPr>
-        <w:t>她瑪</w:t>
-      </w:r>
-      <w:r>
-        <w:rPr>
-          <w:lang w:val="zh_TW" w:bidi="zh_TW"/>
-        </w:rPr>
-        <w:t>涉及亂倫，喇合是妓女，路得是摩押人，而拔示巴涉及通姦。</w:t>
+        <w:t>、喇合和路得。在第二組中，他提到拔示巴。當時的家譜幾乎從不列出女性的名字。因此，更令人驚訝的是，這四位女性所涉及的身分或事件，在當時的文化眼光中都相當不尋常，有些甚至帶有羞恥的意味。她瑪與她的公公猶大發生關係，並因此懷孕生子。喇合過去曾是耶利哥城的妓女。路得則是一名外邦女子，是摩押人。拔示巴在仍為烏利亞之妻時，就因與大衛發生關係而懷孕。</w:t>
       </w:r>
     </w:p>
     <w:p>
